--- a/Документы/Анализ.docx
+++ b/Документы/Анализ.docx
@@ -8,13 +8,17 @@
         <w:ind w:firstLine="0"/>
         <w:jc w:val="center"/>
         <w:rPr>
-          <w:sz w:val="32"/>
-          <w:lang w:val="ru-RU"/>
-        </w:rPr>
-      </w:pPr>
-      <w:r>
-        <w:rPr>
-          <w:sz w:val="32"/>
+          <w:b/>
+          <w:sz w:val="36"/>
+          <w:szCs w:val="36"/>
+          <w:lang w:val="ru-RU"/>
+        </w:rPr>
+      </w:pPr>
+      <w:r>
+        <w:rPr>
+          <w:b/>
+          <w:sz w:val="36"/>
+          <w:szCs w:val="36"/>
           <w:lang w:val="ru-RU"/>
         </w:rPr>
         <w:t>Анализ предметной области</w:t>
@@ -26,10 +30,21 @@
         <w:ind w:firstLine="0"/>
         <w:jc w:val="center"/>
         <w:rPr>
-          <w:sz w:val="32"/>
-          <w:lang w:val="ru-RU"/>
-        </w:rPr>
-      </w:pPr>
+          <w:b/>
+          <w:sz w:val="36"/>
+          <w:szCs w:val="36"/>
+          <w:lang w:val="ru-RU"/>
+        </w:rPr>
+      </w:pPr>
+      <w:r>
+        <w:rPr>
+          <w:b/>
+          <w:sz w:val="36"/>
+          <w:szCs w:val="36"/>
+          <w:lang w:val="ru-RU"/>
+        </w:rPr>
+        <w:t>Система управления документооборотом (СЭД) для малого предприятия</w:t>
+      </w:r>
     </w:p>
     <w:p>
       <w:pPr>
@@ -37,38 +52,51 @@
         <w:ind w:firstLine="0"/>
         <w:jc w:val="center"/>
         <w:rPr>
-          <w:sz w:val="32"/>
-          <w:lang w:val="ru-RU"/>
-        </w:rPr>
-      </w:pPr>
-      <w:r>
-        <w:rPr>
-          <w:sz w:val="32"/>
-          <w:lang w:val="ru-RU"/>
-        </w:rPr>
-        <w:t>Система управления документооборотом (</w:t>
-      </w:r>
-      <w:r>
-        <w:rPr>
-          <w:sz w:val="32"/>
-          <w:lang w:val="ru-RU"/>
-        </w:rPr>
-        <w:t>СЭД</w:t>
-      </w:r>
-      <w:r>
-        <w:rPr>
-          <w:sz w:val="32"/>
-          <w:lang w:val="ru-RU"/>
-        </w:rPr>
-        <w:t>)</w:t>
-      </w:r>
-      <w:r>
-        <w:rPr>
-          <w:sz w:val="32"/>
-          <w:lang w:val="ru-RU"/>
-        </w:rPr>
-        <w:t xml:space="preserve"> для малого предприятия</w:t>
-      </w:r>
+          <w:b/>
+          <w:sz w:val="36"/>
+          <w:szCs w:val="36"/>
+          <w:lang w:val="ru-RU"/>
+        </w:rPr>
+      </w:pPr>
+    </w:p>
+    <w:p>
+      <w:pPr>
+        <w:spacing w:after="0"/>
+        <w:ind w:firstLine="0"/>
+        <w:jc w:val="center"/>
+        <w:rPr>
+          <w:b/>
+          <w:sz w:val="36"/>
+          <w:szCs w:val="36"/>
+          <w:lang w:val="ru-RU"/>
+        </w:rPr>
+      </w:pPr>
+    </w:p>
+    <w:p>
+      <w:pPr>
+        <w:spacing w:after="0"/>
+        <w:ind w:firstLine="0"/>
+        <w:jc w:val="center"/>
+        <w:rPr>
+          <w:b/>
+          <w:sz w:val="36"/>
+          <w:szCs w:val="36"/>
+          <w:lang w:val="ru-RU"/>
+        </w:rPr>
+      </w:pPr>
+    </w:p>
+    <w:p>
+      <w:pPr>
+        <w:spacing w:after="0"/>
+        <w:ind w:firstLine="0"/>
+        <w:jc w:val="center"/>
+        <w:rPr>
+          <w:b/>
+          <w:sz w:val="36"/>
+          <w:szCs w:val="36"/>
+          <w:lang w:val="ru-RU"/>
+        </w:rPr>
+      </w:pPr>
     </w:p>
     <w:p>
       <w:pPr>
@@ -123,6 +151,7 @@
         </w:rPr>
         <w:t xml:space="preserve"> </w:t>
       </w:r>
+      <w:proofErr w:type="spellStart"/>
       <w:r>
         <w:rPr>
           <w:rStyle w:val="normaltextrun"/>
@@ -131,8 +160,9 @@
           <w:u w:val="single"/>
           <w:lang w:val="ru-RU"/>
         </w:rPr>
-        <w:t>Добош М. А.,</w:t>
-      </w:r>
+        <w:t>Добош</w:t>
+      </w:r>
+      <w:proofErr w:type="spellEnd"/>
       <w:r>
         <w:rPr>
           <w:rStyle w:val="normaltextrun"/>
@@ -141,8 +171,30 @@
           <w:u w:val="single"/>
           <w:lang w:val="ru-RU"/>
         </w:rPr>
+        <w:t xml:space="preserve"> М. </w:t>
+      </w:r>
+      <w:proofErr w:type="gramStart"/>
+      <w:r>
+        <w:rPr>
+          <w:rStyle w:val="normaltextrun"/>
+          <w:rFonts w:eastAsia="Arial"/>
+          <w:szCs w:val="28"/>
+          <w:u w:val="single"/>
+          <w:lang w:val="ru-RU"/>
+        </w:rPr>
+        <w:t>А.,</w:t>
+      </w:r>
+      <w:r>
+        <w:rPr>
+          <w:rStyle w:val="normaltextrun"/>
+          <w:rFonts w:eastAsia="Arial"/>
+          <w:szCs w:val="28"/>
+          <w:u w:val="single"/>
+          <w:lang w:val="ru-RU"/>
+        </w:rPr>
         <w:tab/>
       </w:r>
+      <w:proofErr w:type="gramEnd"/>
       <w:r>
         <w:rPr>
           <w:rStyle w:val="normaltextrun"/>
@@ -220,6 +272,7 @@
           <w:lang w:val="ru-RU"/>
         </w:rPr>
       </w:pPr>
+      <w:proofErr w:type="gramStart"/>
       <w:r>
         <w:rPr>
           <w:rStyle w:val="normaltextrun"/>
@@ -237,7 +290,18 @@
           <w:u w:val="single"/>
           <w:lang w:val="ru-RU"/>
         </w:rPr>
-        <w:t xml:space="preserve">                                         </w:t>
+        <w:t xml:space="preserve">   </w:t>
+      </w:r>
+      <w:proofErr w:type="gramEnd"/>
+      <w:r>
+        <w:rPr>
+          <w:rStyle w:val="normaltextrun"/>
+          <w:rFonts w:eastAsia="Arial"/>
+          <w:szCs w:val="28"/>
+          <w:u w:val="single"/>
+          <w:lang w:val="ru-RU"/>
+        </w:rPr>
+        <w:t xml:space="preserve">                                      </w:t>
       </w:r>
       <w:r>
         <w:rPr>
@@ -278,6 +342,7 @@
         </w:rPr>
         <w:t> </w:t>
       </w:r>
+      <w:proofErr w:type="spellStart"/>
       <w:r>
         <w:rPr>
           <w:rStyle w:val="normaltextrun"/>
@@ -286,7 +351,18 @@
           <w:u w:val="single"/>
           <w:lang w:val="ru-RU"/>
         </w:rPr>
-        <w:t>Пузиков Д. В</w:t>
+        <w:t>Пузиков</w:t>
+      </w:r>
+      <w:proofErr w:type="spellEnd"/>
+      <w:r>
+        <w:rPr>
+          <w:rStyle w:val="normaltextrun"/>
+          <w:rFonts w:eastAsia="Arial"/>
+          <w:szCs w:val="28"/>
+          <w:u w:val="single"/>
+          <w:lang w:val="ru-RU"/>
+        </w:rPr>
+        <w:t xml:space="preserve"> Д. В</w:t>
       </w:r>
       <w:r>
         <w:rPr>
@@ -364,40 +440,6 @@
     </w:p>
     <w:p>
       <w:pPr>
-        <w:spacing w:after="0"/>
-        <w:ind w:firstLine="0"/>
-        <w:jc w:val="center"/>
-        <w:rPr>
-          <w:sz w:val="32"/>
-          <w:lang w:val="ru-RU"/>
-        </w:rPr>
-      </w:pPr>
-    </w:p>
-    <w:p>
-      <w:pPr>
-        <w:spacing w:after="0"/>
-        <w:ind w:firstLine="0"/>
-        <w:jc w:val="center"/>
-        <w:rPr>
-          <w:sz w:val="32"/>
-          <w:lang w:val="ru-RU"/>
-        </w:rPr>
-      </w:pPr>
-    </w:p>
-    <w:p>
-      <w:pPr>
-        <w:spacing w:after="0"/>
-        <w:ind w:firstLine="0"/>
-        <w:jc w:val="center"/>
-        <w:rPr>
-          <w:sz w:val="32"/>
-          <w:lang w:val="ru-RU"/>
-        </w:rPr>
-      </w:pPr>
-      <w:bookmarkStart w:id="0" w:name="_GoBack"/>
-    </w:p>
-    <w:p>
-      <w:pPr>
         <w:pStyle w:val="paragraph"/>
         <w:spacing w:before="0" w:beforeAutospacing="0" w:after="0" w:afterAutospacing="0" w:line="360" w:lineRule="auto"/>
         <w:textAlignment w:val="baseline"/>
@@ -406,91 +448,106 @@
           <w:szCs w:val="28"/>
         </w:rPr>
       </w:pPr>
+      <w:proofErr w:type="spellStart"/>
       <w:r>
         <w:rPr>
           <w:rStyle w:val="normaltextrun"/>
           <w:rFonts w:eastAsia="Arial"/>
           <w:szCs w:val="28"/>
         </w:rPr>
-        <w:t xml:space="preserve">Дата выполнения: </w:t>
-      </w:r>
+        <w:t>Дата</w:t>
+      </w:r>
+      <w:proofErr w:type="spellEnd"/>
       <w:r>
         <w:rPr>
           <w:rStyle w:val="normaltextrun"/>
           <w:rFonts w:eastAsia="Arial"/>
           <w:szCs w:val="28"/>
-          <w:lang w:val="ru-RU"/>
-        </w:rPr>
-        <w:t>13</w:t>
-      </w:r>
+        </w:rPr>
+        <w:t xml:space="preserve"> </w:t>
+      </w:r>
+      <w:proofErr w:type="spellStart"/>
       <w:r>
         <w:rPr>
           <w:rStyle w:val="normaltextrun"/>
           <w:rFonts w:eastAsia="Arial"/>
           <w:szCs w:val="28"/>
         </w:rPr>
-        <w:t>.0</w:t>
-      </w:r>
+        <w:t>выполнения</w:t>
+      </w:r>
+      <w:proofErr w:type="spellEnd"/>
       <w:r>
         <w:rPr>
           <w:rStyle w:val="normaltextrun"/>
           <w:rFonts w:eastAsia="Arial"/>
           <w:szCs w:val="28"/>
-          <w:lang w:val="ru-RU"/>
-        </w:rPr>
-        <w:t>4</w:t>
+        </w:rPr>
+        <w:t xml:space="preserve">: </w:t>
       </w:r>
       <w:r>
         <w:rPr>
           <w:rStyle w:val="normaltextrun"/>
           <w:rFonts w:eastAsia="Arial"/>
           <w:szCs w:val="28"/>
+          <w:lang w:val="ru-RU"/>
+        </w:rPr>
+        <w:t>13</w:t>
+      </w:r>
+      <w:r>
+        <w:rPr>
+          <w:rStyle w:val="normaltextrun"/>
+          <w:rFonts w:eastAsia="Arial"/>
+          <w:szCs w:val="28"/>
+        </w:rPr>
+        <w:t>.0</w:t>
+      </w:r>
+      <w:r>
+        <w:rPr>
+          <w:rStyle w:val="normaltextrun"/>
+          <w:rFonts w:eastAsia="Arial"/>
+          <w:szCs w:val="28"/>
+          <w:lang w:val="ru-RU"/>
+        </w:rPr>
+        <w:t>4</w:t>
+      </w:r>
+      <w:r>
+        <w:rPr>
+          <w:rStyle w:val="normaltextrun"/>
+          <w:rFonts w:eastAsia="Arial"/>
+          <w:szCs w:val="28"/>
         </w:rPr>
         <w:t>.2026</w:t>
       </w:r>
     </w:p>
-    <w:bookmarkEnd w:id="0"/>
-    <w:p>
-      <w:pPr>
-        <w:rPr>
-          <w:lang w:val="ru-RU"/>
-        </w:rPr>
-      </w:pPr>
-    </w:p>
-    <w:p>
-      <w:pPr>
-        <w:rPr>
-          <w:lang w:val="ru-RU"/>
-        </w:rPr>
-      </w:pPr>
-    </w:p>
-    <w:p>
-      <w:pPr>
-        <w:rPr>
-          <w:lang w:val="ru-RU"/>
-        </w:rPr>
-      </w:pPr>
-    </w:p>
-    <w:p>
-      <w:pPr>
-        <w:rPr>
-          <w:lang w:val="ru-RU"/>
-        </w:rPr>
-      </w:pPr>
-    </w:p>
-    <w:p>
-      <w:pPr>
-        <w:rPr>
-          <w:lang w:val="ru-RU"/>
-        </w:rPr>
-      </w:pPr>
-    </w:p>
-    <w:p>
-      <w:pPr>
-        <w:rPr>
-          <w:lang w:val="ru-RU"/>
-        </w:rPr>
-      </w:pPr>
+    <w:p>
+      <w:pPr>
+        <w:rPr>
+          <w:lang w:val="ru-RU"/>
+        </w:rPr>
+      </w:pPr>
+    </w:p>
+    <w:p>
+      <w:pPr>
+        <w:rPr>
+          <w:lang w:val="ru-RU"/>
+        </w:rPr>
+      </w:pPr>
+    </w:p>
+    <w:p>
+      <w:pPr>
+        <w:rPr>
+          <w:lang w:val="ru-RU"/>
+        </w:rPr>
+      </w:pPr>
+    </w:p>
+    <w:p>
+      <w:pPr>
+        <w:rPr>
+          <w:lang w:val="ru-RU"/>
+        </w:rPr>
+      </w:pPr>
+      <w:bookmarkStart w:id="0" w:name="_GoBack"/>
+      <w:bookmarkEnd w:id="0"/>
     </w:p>
     <w:p>
       <w:pPr>
@@ -530,6 +587,7 @@
           <w:szCs w:val="28"/>
         </w:rPr>
       </w:pPr>
+      <w:proofErr w:type="spellStart"/>
       <w:r>
         <w:rPr>
           <w:b/>
@@ -537,6 +595,7 @@
         </w:rPr>
         <w:t>Калининград</w:t>
       </w:r>
+      <w:proofErr w:type="spellEnd"/>
     </w:p>
     <w:p>
       <w:pPr>
@@ -565,6 +624,13 @@
     </w:p>
     <w:sdt>
       <w:sdtPr>
+        <w:rPr>
+          <w:rFonts w:ascii="Times New Roman" w:eastAsia="Times New Roman" w:hAnsi="Times New Roman" w:cstheme="minorBidi"/>
+          <w:color w:val="auto"/>
+          <w:sz w:val="28"/>
+          <w:szCs w:val="22"/>
+          <w:lang w:val="en-US" w:eastAsia="en-US"/>
+        </w:rPr>
         <w:id w:val="-113292387"/>
         <w:docPartObj>
           <w:docPartGallery w:val="Table of Contents"/>
@@ -573,13 +639,8 @@
       </w:sdtPr>
       <w:sdtEndPr>
         <w:rPr>
-          <w:rFonts w:ascii="Times New Roman" w:eastAsia="Times New Roman" w:hAnsi="Times New Roman" w:cstheme="minorBidi"/>
           <w:b/>
           <w:bCs/>
-          <w:color w:val="auto"/>
-          <w:sz w:val="28"/>
-          <w:szCs w:val="22"/>
-          <w:lang w:val="en-US" w:eastAsia="en-US"/>
         </w:rPr>
       </w:sdtEndPr>
       <w:sdtContent>
@@ -1282,7 +1343,7 @@
     </w:p>
     <w:p>
       <w:pPr>
-        <w:pStyle w:val="10"/>
+        <w:pStyle w:val="1"/>
         <w:rPr>
           <w:lang w:val="ru-RU"/>
         </w:rPr>
@@ -1307,20 +1368,48 @@
         <w:rPr>
           <w:lang w:val="ru-RU"/>
         </w:rPr>
-        <w:t>Проектируемая информационная система нацелена на цифровизацию делопроизводственной деятельности небольшой организации. В хозяйственной практике фирмы фигурируют разнородные документы: корреспонденция, поступающая от внешних контрагентов, исходящие ответы и инициативные письма, распорядительные акты руководства, хозяйственные договоры, докладные записки сотрудников, а также сопутствующие приложения и дополнительные материалы. Все они должны храниться в едином электронном архиве с возможностью коллективной обработки.</w:t>
-      </w:r>
-    </w:p>
-    <w:p>
-      <w:pPr>
-        <w:rPr>
-          <w:lang w:val="ru-RU"/>
-        </w:rPr>
-      </w:pPr>
-      <w:r>
-        <w:rPr>
-          <w:lang w:val="ru-RU"/>
-        </w:rPr>
-        <w:t>Главная задача проекта — разработать Windows-приложение на платформе .NET (язык C#), которое позволит централизованно ставить документы на учёт, вести электронные регистрационные карточки, отслеживать жизненный цикл каждого документа, осуществлять контекстный поиск по набору реквизитов и разграничивать функциональные возможности для разных категорий участников. Автоматизация охватывает такие типы объектов, как входящие и исходящие пакеты, внутренние приказы, коммерческие соглашения, объяснительные и служебные записки</w:t>
+        <w:t xml:space="preserve">Проектируемая информационная система нацелена на </w:t>
+      </w:r>
+      <w:proofErr w:type="spellStart"/>
+      <w:r>
+        <w:rPr>
+          <w:lang w:val="ru-RU"/>
+        </w:rPr>
+        <w:t>цифровизацию</w:t>
+      </w:r>
+      <w:proofErr w:type="spellEnd"/>
+      <w:r>
+        <w:rPr>
+          <w:lang w:val="ru-RU"/>
+        </w:rPr>
+        <w:t xml:space="preserve"> делопроизводственной деятельности небольшой организации. В хозяйственной практике фирмы фигурируют разнородные документы: корреспонденция, поступающая от внешних контрагентов, исходящие ответы и инициативные письма, распорядительные акты руководства, хозяйственные договоры, докладные записки сотрудников, а также сопутствующие приложения и дополнительные материалы. Все они должны храниться в едином электронном архиве с возможностью коллективной обработки.</w:t>
+      </w:r>
+    </w:p>
+    <w:p>
+      <w:pPr>
+        <w:rPr>
+          <w:lang w:val="ru-RU"/>
+        </w:rPr>
+      </w:pPr>
+      <w:r>
+        <w:rPr>
+          <w:lang w:val="ru-RU"/>
+        </w:rPr>
+        <w:t xml:space="preserve">Главная задача проекта — разработать </w:t>
+      </w:r>
+      <w:proofErr w:type="spellStart"/>
+      <w:r>
+        <w:rPr>
+          <w:lang w:val="ru-RU"/>
+        </w:rPr>
+        <w:t>Windows</w:t>
+      </w:r>
+      <w:proofErr w:type="spellEnd"/>
+      <w:r>
+        <w:rPr>
+          <w:lang w:val="ru-RU"/>
+        </w:rPr>
+        <w:t>-приложение на платформе .NET (язык C#), которое позволит централизованно ставить документы на учёт, вести электронные регистрационные карточки, отслеживать жизненный цикл каждого документа, осуществлять контекстный поиск по набору реквизитов и разграничивать функциональные возможности для разных категорий участников. Автоматизация охватывает такие типы объектов, как входящие и исходящие пакеты, внутренние приказы, коммерческие соглашения, объяснительные и служебные записки</w:t>
       </w:r>
       <w:r>
         <w:rPr>
@@ -1331,7 +1420,7 @@
     </w:p>
     <w:p>
       <w:pPr>
-        <w:pStyle w:val="10"/>
+        <w:pStyle w:val="1"/>
         <w:rPr>
           <w:lang w:val="ru-RU"/>
         </w:rPr>
@@ -1431,7 +1520,7 @@
     </w:p>
     <w:p>
       <w:pPr>
-        <w:pStyle w:val="10"/>
+        <w:pStyle w:val="1"/>
         <w:rPr>
           <w:lang w:val="ru-RU"/>
         </w:rPr>
@@ -1491,7 +1580,15 @@
         <w:pStyle w:val="--"/>
       </w:pPr>
       <w:r>
-        <w:t>Руководитель — осуществляет обзор входящих материалов, принимает решение о резолюциях, выполняет согласование или отклонение, мониторит сроки и исполнительскую дисциплину</w:t>
+        <w:t xml:space="preserve">Руководитель — осуществляет обзор входящих материалов, принимает решение о резолюциях, выполняет согласование или отклонение, </w:t>
+      </w:r>
+      <w:proofErr w:type="spellStart"/>
+      <w:r>
+        <w:t>мониторит</w:t>
+      </w:r>
+      <w:proofErr w:type="spellEnd"/>
+      <w:r>
+        <w:t xml:space="preserve"> сроки и исполнительскую дисциплину</w:t>
       </w:r>
       <w:r>
         <w:t xml:space="preserve"> при помощи встроенных отчётов.</w:t>
@@ -1499,7 +1596,7 @@
     </w:p>
     <w:p>
       <w:pPr>
-        <w:pStyle w:val="10"/>
+        <w:pStyle w:val="1"/>
         <w:rPr>
           <w:lang w:val="ru-RU"/>
         </w:rPr>
@@ -1588,7 +1685,7 @@
     </w:p>
     <w:p>
       <w:pPr>
-        <w:pStyle w:val="10"/>
+        <w:pStyle w:val="1"/>
         <w:rPr>
           <w:lang w:val="ru-RU"/>
         </w:rPr>
@@ -1656,7 +1753,7 @@
     </w:p>
     <w:p>
       <w:pPr>
-        <w:pStyle w:val="10"/>
+        <w:pStyle w:val="1"/>
         <w:rPr>
           <w:lang w:val="ru-RU"/>
         </w:rPr>
@@ -1730,6 +1827,7 @@
         <w:docPartUnique/>
       </w:docPartObj>
     </w:sdtPr>
+    <w:sdtEndPr/>
     <w:sdtContent>
       <w:p>
         <w:pPr>
@@ -1750,7 +1848,7 @@
             <w:noProof/>
             <w:lang w:val="ru-RU"/>
           </w:rPr>
-          <w:t>2</w:t>
+          <w:t>5</w:t>
         </w:r>
         <w:r>
           <w:fldChar w:fldCharType="end"/>
@@ -2117,7 +2215,6 @@
     <w:lvl w:ilvl="0">
       <w:start w:val="1"/>
       <w:numFmt w:val="decimal"/>
-      <w:pStyle w:val="1"/>
       <w:lvlText w:val="%1."/>
       <w:lvlJc w:val="left"/>
       <w:pPr>
@@ -2469,7 +2566,7 @@
     <w:lvl w:ilvl="0" w:tplc="8354AB6C">
       <w:start w:val="1"/>
       <w:numFmt w:val="decimal"/>
-      <w:pStyle w:val="10"/>
+      <w:pStyle w:val="1"/>
       <w:lvlText w:val="%1."/>
       <w:lvlJc w:val="left"/>
       <w:pPr>
@@ -3023,7 +3120,7 @@
       <w:lang w:val="en-US"/>
     </w:rPr>
   </w:style>
-  <w:style w:type="paragraph" w:styleId="1">
+  <w:style w:type="paragraph" w:styleId="10">
     <w:name w:val="heading 1"/>
     <w:basedOn w:val="a2"/>
     <w:next w:val="a2"/>
@@ -3141,9 +3238,9 @@
       </w:numPr>
     </w:pPr>
   </w:style>
-  <w:style w:type="paragraph" w:customStyle="1" w:styleId="10">
+  <w:style w:type="paragraph" w:customStyle="1" w:styleId="1">
     <w:name w:val="Заг1"/>
-    <w:basedOn w:val="1"/>
+    <w:basedOn w:val="10"/>
     <w:next w:val="a2"/>
     <w:link w:val="12"/>
     <w:qFormat/>
@@ -3168,7 +3265,7 @@
   <w:style w:type="character" w:customStyle="1" w:styleId="12">
     <w:name w:val="Заг1 Знак"/>
     <w:basedOn w:val="a3"/>
-    <w:link w:val="10"/>
+    <w:link w:val="1"/>
     <w:rsid w:val="00BA1982"/>
     <w:rPr>
       <w:rFonts w:ascii="Times New Roman" w:eastAsiaTheme="majorEastAsia" w:hAnsi="Times New Roman" w:cstheme="majorBidi"/>
@@ -3182,7 +3279,7 @@
   <w:style w:type="character" w:customStyle="1" w:styleId="11">
     <w:name w:val="Заголовок 1 Знак"/>
     <w:basedOn w:val="a3"/>
-    <w:link w:val="1"/>
+    <w:link w:val="10"/>
     <w:uiPriority w:val="9"/>
     <w:rsid w:val="00B5498A"/>
     <w:rPr>
@@ -3296,7 +3393,7 @@
   </w:style>
   <w:style w:type="paragraph" w:customStyle="1" w:styleId="13">
     <w:name w:val="Заголовок оглавления1"/>
-    <w:basedOn w:val="1"/>
+    <w:basedOn w:val="10"/>
     <w:next w:val="a2"/>
     <w:uiPriority w:val="39"/>
     <w:unhideWhenUsed/>
@@ -3354,7 +3451,7 @@
   </w:style>
   <w:style w:type="paragraph" w:styleId="ad">
     <w:name w:val="TOC Heading"/>
-    <w:basedOn w:val="1"/>
+    <w:basedOn w:val="10"/>
     <w:next w:val="a2"/>
     <w:uiPriority w:val="39"/>
     <w:unhideWhenUsed/>
@@ -3726,7 +3823,7 @@
 </file>
 
 <file path=customXml/itemProps1.xml><?xml version="1.0" encoding="utf-8"?>
-<ds:datastoreItem xmlns:ds="http://schemas.openxmlformats.org/officeDocument/2006/customXml" ds:itemID="{94368085-5BF5-49B7-AF64-C575514A83CF}">
+<ds:datastoreItem xmlns:ds="http://schemas.openxmlformats.org/officeDocument/2006/customXml" ds:itemID="{448BBB41-E355-4D7A-85D1-A8B73EC093E8}">
   <ds:schemaRefs>
     <ds:schemaRef ds:uri="http://schemas.openxmlformats.org/officeDocument/2006/bibliography"/>
   </ds:schemaRefs>
